--- a/软著申请材料/源程序鉴别材料.docx
+++ b/软著申请材料/源程序鉴别材料.docx
@@ -36912,7 +36912,7 @@
         <w:b w:val="0"/>
         <w:sz w:val="18"/>
       </w:rPr>
-      <w:t>基于动态字体与Unicode区码位映射的文本防采集器 V1.0  源程序</w:t>
+      <w:t>基于动态字体与Unicode私有使用区码位映射的文本防采集器 V1.0  源程序</w:t>
     </w:r>
   </w:p>
 </w:hdr>
